--- a/docs/team-guide/Vol-5-Operations-and-Debugging.docx
+++ b/docs/team-guide/Vol-5-Operations-and-Debugging.docx
@@ -9,7 +9,7 @@
           <w:rFonts w:eastAsia="Times New Roman"/>
         </w:rPr>
       </w:pPr>
-      <w:bookmarkStart w:id="0" w:name="_Toc239168794"/>
+      <w:bookmarkStart w:id="0" w:name="_Toc239543400"/>
       <w:r>
         <w:rPr>
           <w:rFonts w:eastAsia="Times New Roman"/>
@@ -49,7 +49,7 @@
         <w:rPr>
           <w:rStyle w:val="HTMLCode"/>
         </w:rPr>
-        <w:t>57e6261</w:t>
+        <w:t>eca7dee</w:t>
       </w:r>
       <w:r>
         <w:rPr>
@@ -67,13 +67,13 @@
         <w:rPr>
           <w:rFonts w:ascii="Segoe UI" w:hAnsi="Segoe UI" w:cs="Segoe UI"/>
         </w:rPr>
-        <w:t xml:space="preserve">  ·  written 1 September 2026  ·  Volume 5 of 5</w:t>
+        <w:t xml:space="preserve">  ·  written 1 September 2026, revised 5 September 2026  ·  Volume 5 of 5</w:t>
       </w:r>
     </w:p>
     <w:p>
       <w:pPr>
         <w:shd w:val="clear" w:color="auto" w:fill="F7F9FC"/>
-        <w:divId w:val="726534863"/>
+        <w:divId w:val="1707219561"/>
         <w:rPr>
           <w:rFonts w:ascii="Segoe UI" w:eastAsia="Times New Roman" w:hAnsi="Segoe UI" w:cs="Segoe UI"/>
           <w:color w:val="1A1A1A"/>
@@ -173,7 +173,7 @@
         <w:rPr>
           <w:noProof/>
         </w:rPr>
-        <w:instrText xml:space="preserve"> PAGEREF _Toc239168794 \h </w:instrText>
+        <w:instrText xml:space="preserve"> PAGEREF _Toc239543400 \h </w:instrText>
       </w:r>
       <w:r>
         <w:rPr>
@@ -235,7 +235,7 @@
         <w:rPr>
           <w:noProof/>
         </w:rPr>
-        <w:instrText xml:space="preserve"> PAGEREF _Toc239168795 \h </w:instrText>
+        <w:instrText xml:space="preserve"> PAGEREF _Toc239543401 \h </w:instrText>
       </w:r>
       <w:r>
         <w:rPr>
@@ -297,7 +297,7 @@
         <w:rPr>
           <w:noProof/>
         </w:rPr>
-        <w:instrText xml:space="preserve"> PAGEREF _Toc239168796 \h </w:instrText>
+        <w:instrText xml:space="preserve"> PAGEREF _Toc239543402 \h </w:instrText>
       </w:r>
       <w:r>
         <w:rPr>
@@ -359,7 +359,7 @@
         <w:rPr>
           <w:noProof/>
         </w:rPr>
-        <w:instrText xml:space="preserve"> PAGEREF _Toc239168797 \h </w:instrText>
+        <w:instrText xml:space="preserve"> PAGEREF _Toc239543403 \h </w:instrText>
       </w:r>
       <w:r>
         <w:rPr>
@@ -421,7 +421,7 @@
         <w:rPr>
           <w:noProof/>
         </w:rPr>
-        <w:instrText xml:space="preserve"> PAGEREF _Toc239168798 \h </w:instrText>
+        <w:instrText xml:space="preserve"> PAGEREF _Toc239543404 \h </w:instrText>
       </w:r>
       <w:r>
         <w:rPr>
@@ -483,7 +483,7 @@
         <w:rPr>
           <w:noProof/>
         </w:rPr>
-        <w:instrText xml:space="preserve"> PAGEREF _Toc239168799 \h </w:instrText>
+        <w:instrText xml:space="preserve"> PAGEREF _Toc239543405 \h </w:instrText>
       </w:r>
       <w:r>
         <w:rPr>
@@ -545,7 +545,7 @@
         <w:rPr>
           <w:noProof/>
         </w:rPr>
-        <w:instrText xml:space="preserve"> PAGEREF _Toc239168800 \h </w:instrText>
+        <w:instrText xml:space="preserve"> PAGEREF _Toc239543406 \h </w:instrText>
       </w:r>
       <w:r>
         <w:rPr>
@@ -607,7 +607,7 @@
         <w:rPr>
           <w:noProof/>
         </w:rPr>
-        <w:instrText xml:space="preserve"> PAGEREF _Toc239168801 \h </w:instrText>
+        <w:instrText xml:space="preserve"> PAGEREF _Toc239543407 \h </w:instrText>
       </w:r>
       <w:r>
         <w:rPr>
@@ -669,7 +669,7 @@
         <w:rPr>
           <w:noProof/>
         </w:rPr>
-        <w:instrText xml:space="preserve"> PAGEREF _Toc239168802 \h </w:instrText>
+        <w:instrText xml:space="preserve"> PAGEREF _Toc239543408 \h </w:instrText>
       </w:r>
       <w:r>
         <w:rPr>
@@ -731,7 +731,7 @@
         <w:rPr>
           <w:noProof/>
         </w:rPr>
-        <w:instrText xml:space="preserve"> PAGEREF _Toc239168803 \h </w:instrText>
+        <w:instrText xml:space="preserve"> PAGEREF _Toc239543409 \h </w:instrText>
       </w:r>
       <w:r>
         <w:rPr>
@@ -793,7 +793,7 @@
         <w:rPr>
           <w:noProof/>
         </w:rPr>
-        <w:instrText xml:space="preserve"> PAGEREF _Toc239168804 \h </w:instrText>
+        <w:instrText xml:space="preserve"> PAGEREF _Toc239543410 \h </w:instrText>
       </w:r>
       <w:r>
         <w:rPr>
@@ -855,7 +855,7 @@
         <w:rPr>
           <w:noProof/>
         </w:rPr>
-        <w:instrText xml:space="preserve"> PAGEREF _Toc239168805 \h </w:instrText>
+        <w:instrText xml:space="preserve"> PAGEREF _Toc239543411 \h </w:instrText>
       </w:r>
       <w:r>
         <w:rPr>
@@ -917,7 +917,7 @@
         <w:rPr>
           <w:noProof/>
         </w:rPr>
-        <w:instrText xml:space="preserve"> PAGEREF _Toc239168806 \h </w:instrText>
+        <w:instrText xml:space="preserve"> PAGEREF _Toc239543412 \h </w:instrText>
       </w:r>
       <w:r>
         <w:rPr>
@@ -979,7 +979,7 @@
         <w:rPr>
           <w:noProof/>
         </w:rPr>
-        <w:instrText xml:space="preserve"> PAGEREF _Toc239168807 \h </w:instrText>
+        <w:instrText xml:space="preserve"> PAGEREF _Toc239543413 \h </w:instrText>
       </w:r>
       <w:r>
         <w:rPr>
@@ -1041,7 +1041,7 @@
         <w:rPr>
           <w:noProof/>
         </w:rPr>
-        <w:instrText xml:space="preserve"> PAGEREF _Toc239168808 \h </w:instrText>
+        <w:instrText xml:space="preserve"> PAGEREF _Toc239543414 \h </w:instrText>
       </w:r>
       <w:r>
         <w:rPr>
@@ -1103,7 +1103,7 @@
         <w:rPr>
           <w:noProof/>
         </w:rPr>
-        <w:instrText xml:space="preserve"> PAGEREF _Toc239168809 \h </w:instrText>
+        <w:instrText xml:space="preserve"> PAGEREF _Toc239543415 \h </w:instrText>
       </w:r>
       <w:r>
         <w:rPr>
@@ -1165,7 +1165,7 @@
         <w:rPr>
           <w:noProof/>
         </w:rPr>
-        <w:instrText xml:space="preserve"> PAGEREF _Toc239168810 \h </w:instrText>
+        <w:instrText xml:space="preserve"> PAGEREF _Toc239543416 \h </w:instrText>
       </w:r>
       <w:r>
         <w:rPr>
@@ -1227,7 +1227,7 @@
         <w:rPr>
           <w:noProof/>
         </w:rPr>
-        <w:instrText xml:space="preserve"> PAGEREF _Toc239168811 \h </w:instrText>
+        <w:instrText xml:space="preserve"> PAGEREF _Toc239543417 \h </w:instrText>
       </w:r>
       <w:r>
         <w:rPr>
@@ -1289,7 +1289,7 @@
         <w:rPr>
           <w:noProof/>
         </w:rPr>
-        <w:instrText xml:space="preserve"> PAGEREF _Toc239168812 \h </w:instrText>
+        <w:instrText xml:space="preserve"> PAGEREF _Toc239543418 \h </w:instrText>
       </w:r>
       <w:r>
         <w:rPr>
@@ -1351,7 +1351,7 @@
         <w:rPr>
           <w:noProof/>
         </w:rPr>
-        <w:instrText xml:space="preserve"> PAGEREF _Toc239168813 \h </w:instrText>
+        <w:instrText xml:space="preserve"> PAGEREF _Toc239543419 \h </w:instrText>
       </w:r>
       <w:r>
         <w:rPr>
@@ -1413,7 +1413,7 @@
         <w:rPr>
           <w:noProof/>
         </w:rPr>
-        <w:instrText xml:space="preserve"> PAGEREF _Toc239168814 \h </w:instrText>
+        <w:instrText xml:space="preserve"> PAGEREF _Toc239543420 \h </w:instrText>
       </w:r>
       <w:r>
         <w:rPr>
@@ -1466,7 +1466,7 @@
           <w:rFonts w:eastAsia="Times New Roman"/>
         </w:rPr>
       </w:pPr>
-      <w:bookmarkStart w:id="1" w:name="_Toc239168795"/>
+      <w:bookmarkStart w:id="1" w:name="_Toc239543401"/>
       <w:r>
         <w:rPr>
           <w:rFonts w:eastAsia="Times New Roman"/>
@@ -1515,7 +1515,7 @@
         </w:rPr>
         <w:lastRenderedPageBreak/>
         <w:drawing>
-          <wp:inline distT="0" distB="0" distL="0" distR="0" wp14:anchorId="6227BED7" wp14:editId="78453247">
+          <wp:inline distT="0" distB="0" distL="0" distR="0" wp14:anchorId="1292B1C0" wp14:editId="212EAF45">
             <wp:extent cx="5969000" cy="5969000"/>
             <wp:effectExtent l="0" t="0" r="0" b="0"/>
             <wp:docPr id="1" name="Picture 1"/>
@@ -1585,7 +1585,7 @@
           <w:rFonts w:eastAsia="Times New Roman"/>
         </w:rPr>
       </w:pPr>
-      <w:bookmarkStart w:id="2" w:name="_Toc239168796"/>
+      <w:bookmarkStart w:id="2" w:name="_Toc239543402"/>
       <w:r>
         <w:rPr>
           <w:rFonts w:eastAsia="Times New Roman"/>
@@ -1653,7 +1653,7 @@
     <w:p>
       <w:pPr>
         <w:shd w:val="clear" w:color="auto" w:fill="FFF4F4"/>
-        <w:divId w:val="1017806012"/>
+        <w:divId w:val="1339573920"/>
         <w:rPr>
           <w:rFonts w:ascii="Segoe UI" w:eastAsia="Times New Roman" w:hAnsi="Segoe UI" w:cs="Segoe UI"/>
           <w:color w:val="1A1A1A"/>
@@ -1742,7 +1742,7 @@
     <w:p>
       <w:pPr>
         <w:pStyle w:val="HTMLPreformatted"/>
-        <w:divId w:val="1017806012"/>
+        <w:divId w:val="1339573920"/>
         <w:rPr>
           <w:color w:val="1A1A1A"/>
         </w:rPr>
@@ -1757,7 +1757,7 @@
     <w:p>
       <w:pPr>
         <w:pStyle w:val="HTMLPreformatted"/>
-        <w:divId w:val="1017806012"/>
+        <w:divId w:val="1339573920"/>
         <w:rPr>
           <w:color w:val="1A1A1A"/>
         </w:rPr>
@@ -1772,7 +1772,7 @@
     <w:p>
       <w:pPr>
         <w:shd w:val="clear" w:color="auto" w:fill="FFF4F4"/>
-        <w:divId w:val="1017806012"/>
+        <w:divId w:val="1339573920"/>
         <w:rPr>
           <w:rFonts w:ascii="Segoe UI" w:eastAsia="Times New Roman" w:hAnsi="Segoe UI" w:cs="Segoe UI"/>
           <w:color w:val="1A1A1A"/>
@@ -1797,7 +1797,7 @@
           <w:rFonts w:eastAsia="Times New Roman"/>
         </w:rPr>
       </w:pPr>
-      <w:bookmarkStart w:id="3" w:name="_Toc239168797"/>
+      <w:bookmarkStart w:id="3" w:name="_Toc239543403"/>
       <w:r>
         <w:rPr>
           <w:rFonts w:eastAsia="Times New Roman"/>
@@ -1833,7 +1833,7 @@
           <w:rFonts w:eastAsia="Times New Roman"/>
         </w:rPr>
       </w:pPr>
-      <w:bookmarkStart w:id="4" w:name="_Toc239168798"/>
+      <w:bookmarkStart w:id="4" w:name="_Toc239543404"/>
       <w:r>
         <w:rPr>
           <w:rFonts w:eastAsia="Times New Roman"/>
@@ -1990,7 +1990,7 @@
           <w:rFonts w:eastAsia="Times New Roman"/>
         </w:rPr>
       </w:pPr>
-      <w:bookmarkStart w:id="5" w:name="_Toc239168799"/>
+      <w:bookmarkStart w:id="5" w:name="_Toc239543405"/>
       <w:r>
         <w:rPr>
           <w:rFonts w:eastAsia="Times New Roman"/>
@@ -2121,7 +2121,7 @@
           <w:rFonts w:eastAsia="Times New Roman"/>
         </w:rPr>
       </w:pPr>
-      <w:bookmarkStart w:id="6" w:name="_Toc239168800"/>
+      <w:bookmarkStart w:id="6" w:name="_Toc239543406"/>
       <w:r>
         <w:rPr>
           <w:rFonts w:eastAsia="Times New Roman"/>
@@ -2192,7 +2192,7 @@
     <w:p>
       <w:pPr>
         <w:shd w:val="clear" w:color="auto" w:fill="FFF4F4"/>
-        <w:divId w:val="1578323533"/>
+        <w:divId w:val="2068338677"/>
         <w:rPr>
           <w:rFonts w:ascii="Segoe UI" w:eastAsia="Times New Roman" w:hAnsi="Segoe UI" w:cs="Segoe UI"/>
           <w:color w:val="1A1A1A"/>
@@ -2252,7 +2252,7 @@
           <w:rFonts w:eastAsia="Times New Roman"/>
         </w:rPr>
       </w:pPr>
-      <w:bookmarkStart w:id="7" w:name="_Toc239168801"/>
+      <w:bookmarkStart w:id="7" w:name="_Toc239543407"/>
       <w:r>
         <w:rPr>
           <w:rFonts w:eastAsia="Times New Roman"/>
@@ -2355,7 +2355,7 @@
           <w:rFonts w:eastAsia="Times New Roman"/>
         </w:rPr>
       </w:pPr>
-      <w:bookmarkStart w:id="8" w:name="_Toc239168802"/>
+      <w:bookmarkStart w:id="8" w:name="_Toc239543408"/>
       <w:r>
         <w:rPr>
           <w:rFonts w:eastAsia="Times New Roman"/>
@@ -2939,7 +2939,7 @@
           <w:rFonts w:eastAsia="Times New Roman"/>
         </w:rPr>
       </w:pPr>
-      <w:bookmarkStart w:id="9" w:name="_Toc239168803"/>
+      <w:bookmarkStart w:id="9" w:name="_Toc239543409"/>
       <w:r>
         <w:rPr>
           <w:rFonts w:eastAsia="Times New Roman"/>
@@ -4560,7 +4560,7 @@
           <w:rFonts w:eastAsia="Times New Roman"/>
         </w:rPr>
       </w:pPr>
-      <w:bookmarkStart w:id="10" w:name="_Toc239168804"/>
+      <w:bookmarkStart w:id="10" w:name="_Toc239543410"/>
       <w:r>
         <w:rPr>
           <w:rFonts w:eastAsia="Times New Roman"/>
@@ -4627,7 +4627,7 @@
     <w:p>
       <w:pPr>
         <w:shd w:val="clear" w:color="auto" w:fill="FFF4F4"/>
-        <w:divId w:val="2029863263"/>
+        <w:divId w:val="274754036"/>
         <w:rPr>
           <w:rFonts w:ascii="Segoe UI" w:eastAsia="Times New Roman" w:hAnsi="Segoe UI" w:cs="Segoe UI"/>
           <w:color w:val="1A1A1A"/>
@@ -4697,7 +4697,7 @@
           <w:rFonts w:eastAsia="Times New Roman"/>
         </w:rPr>
       </w:pPr>
-      <w:bookmarkStart w:id="11" w:name="_Toc239168805"/>
+      <w:bookmarkStart w:id="11" w:name="_Toc239543411"/>
       <w:r>
         <w:rPr>
           <w:rFonts w:eastAsia="Times New Roman"/>
@@ -5217,7 +5217,7 @@
           <w:rFonts w:eastAsia="Times New Roman"/>
         </w:rPr>
       </w:pPr>
-      <w:bookmarkStart w:id="12" w:name="_Toc239168806"/>
+      <w:bookmarkStart w:id="12" w:name="_Toc239543412"/>
       <w:r>
         <w:rPr>
           <w:rFonts w:eastAsia="Times New Roman"/>
@@ -6721,7 +6721,7 @@
     <w:p>
       <w:pPr>
         <w:shd w:val="clear" w:color="auto" w:fill="FFF8E8"/>
-        <w:divId w:val="612901891"/>
+        <w:divId w:val="711685620"/>
         <w:rPr>
           <w:rFonts w:ascii="Segoe UI" w:eastAsia="Times New Roman" w:hAnsi="Segoe UI" w:cs="Segoe UI"/>
           <w:color w:val="1A1A1A"/>
@@ -6815,7 +6815,7 @@
           <w:rFonts w:eastAsia="Times New Roman"/>
         </w:rPr>
       </w:pPr>
-      <w:bookmarkStart w:id="13" w:name="_Toc239168807"/>
+      <w:bookmarkStart w:id="13" w:name="_Toc239543413"/>
       <w:r>
         <w:rPr>
           <w:rFonts w:eastAsia="Times New Roman"/>
@@ -7904,7 +7904,7 @@
     <w:p>
       <w:pPr>
         <w:shd w:val="clear" w:color="auto" w:fill="FFF4F4"/>
-        <w:divId w:val="67731145"/>
+        <w:divId w:val="1815029411"/>
         <w:rPr>
           <w:rFonts w:ascii="Segoe UI" w:eastAsia="Times New Roman" w:hAnsi="Segoe UI" w:cs="Segoe UI"/>
           <w:color w:val="1A1A1A"/>
@@ -8125,7 +8125,7 @@
           <w:rFonts w:eastAsia="Times New Roman"/>
         </w:rPr>
       </w:pPr>
-      <w:bookmarkStart w:id="14" w:name="_Toc239168808"/>
+      <w:bookmarkStart w:id="14" w:name="_Toc239543414"/>
       <w:r>
         <w:rPr>
           <w:rFonts w:eastAsia="Times New Roman"/>
@@ -8196,7 +8196,7 @@
           <w:rFonts w:eastAsia="Times New Roman"/>
         </w:rPr>
       </w:pPr>
-      <w:bookmarkStart w:id="15" w:name="_Toc239168809"/>
+      <w:bookmarkStart w:id="15" w:name="_Toc239543415"/>
       <w:r>
         <w:rPr>
           <w:rFonts w:eastAsia="Times New Roman"/>
@@ -8208,7 +8208,7 @@
     <w:p>
       <w:pPr>
         <w:shd w:val="clear" w:color="auto" w:fill="FFF4F4"/>
-        <w:divId w:val="590238199"/>
+        <w:divId w:val="1511681851"/>
         <w:rPr>
           <w:rFonts w:ascii="Segoe UI" w:eastAsia="Times New Roman" w:hAnsi="Segoe UI" w:cs="Segoe UI"/>
           <w:color w:val="1A1A1A"/>
@@ -8449,7 +8449,7 @@
           <w:rFonts w:eastAsia="Times New Roman"/>
         </w:rPr>
       </w:pPr>
-      <w:bookmarkStart w:id="16" w:name="_Toc239168810"/>
+      <w:bookmarkStart w:id="16" w:name="_Toc239543416"/>
       <w:r>
         <w:rPr>
           <w:rFonts w:eastAsia="Times New Roman"/>
@@ -9841,7 +9841,7 @@
     <w:p>
       <w:pPr>
         <w:shd w:val="clear" w:color="auto" w:fill="FFF8E8"/>
-        <w:divId w:val="1017391042"/>
+        <w:divId w:val="2041315603"/>
         <w:rPr>
           <w:rFonts w:ascii="Segoe UI" w:eastAsia="Times New Roman" w:hAnsi="Segoe UI" w:cs="Segoe UI"/>
           <w:color w:val="1A1A1A"/>
@@ -9868,22 +9868,45 @@
           <w:sz w:val="20"/>
           <w:szCs w:val="20"/>
         </w:rPr>
-        <w:t xml:space="preserve"> 790 across 51 files, from </w:t>
-      </w:r>
-      <w:r>
-        <w:rPr>
-          <w:rStyle w:val="HTMLCode"/>
-        </w:rPr>
-        <w:t>docs/LLM_CONTEXT_BRIEFING.md</w:t>
-      </w:r>
-      <w:r>
-        <w:rPr>
-          <w:rFonts w:ascii="Segoe UI" w:eastAsia="Times New Roman" w:hAnsi="Segoe UI" w:cs="Segoe UI"/>
+        <w:t xml:space="preserve"> 816 across 52 files, verified by running the suite on 5 September 2026 — that document flags its own numbers as the most perishable thing in it. </w:t>
+      </w:r>
+      <w:r>
+        <w:rPr>
+          <w:rFonts w:ascii="Segoe UI" w:eastAsia="Times New Roman" w:hAnsi="Segoe UI" w:cs="Segoe UI"/>
+          <w:b/>
+          <w:bCs/>
           <w:color w:val="1A1A1A"/>
           <w:sz w:val="20"/>
           <w:szCs w:val="20"/>
         </w:rPr>
-        <w:t xml:space="preserve">, snapshot dated 1 September 2026 — that document flags its own numbers as the most perishable thing in it. </w:t>
+        <w:t>Re-check before quoting.</w:t>
+      </w:r>
+      <w:r>
+        <w:rPr>
+          <w:rFonts w:ascii="Segoe UI" w:eastAsia="Times New Roman" w:hAnsi="Segoe UI" w:cs="Segoe UI"/>
+          <w:color w:val="1A1A1A"/>
+          <w:sz w:val="20"/>
+          <w:szCs w:val="20"/>
+        </w:rPr>
+        <w:t xml:space="preserve"> The repository has an explicit rule against treating any number in its documentation as current. </w:t>
+      </w:r>
+      <w:r>
+        <w:rPr>
+          <w:rFonts w:ascii="Segoe UI" w:eastAsia="Times New Roman" w:hAnsi="Segoe UI" w:cs="Segoe UI"/>
+          <w:color w:val="1A1A1A"/>
+          <w:sz w:val="20"/>
+          <w:szCs w:val="20"/>
+        </w:rPr>
+        <w:br/>
+      </w:r>
+      <w:r>
+        <w:rPr>
+          <w:rFonts w:ascii="Segoe UI" w:eastAsia="Times New Roman" w:hAnsi="Segoe UI" w:cs="Segoe UI"/>
+          <w:color w:val="1A1A1A"/>
+          <w:sz w:val="20"/>
+          <w:szCs w:val="20"/>
+        </w:rPr>
+        <w:br/>
       </w:r>
       <w:r>
         <w:rPr>
@@ -9894,7 +9917,7 @@
           <w:sz w:val="20"/>
           <w:szCs w:val="20"/>
         </w:rPr>
-        <w:t>Re-check before quoting.</w:t>
+        <w:t>CI exists</w:t>
       </w:r>
       <w:r>
         <w:rPr>
@@ -9903,7 +9926,13 @@
           <w:sz w:val="20"/>
           <w:szCs w:val="20"/>
         </w:rPr>
-        <w:t xml:space="preserve"> The repository has an explicit rule against treating any number in its documentation as current. </w:t>
+        <w:t xml:space="preserve"> — </w:t>
+      </w:r>
+      <w:r>
+        <w:rPr>
+          <w:rStyle w:val="HTMLCode"/>
+        </w:rPr>
+        <w:t>.github/workflows/test.yml</w:t>
       </w:r>
       <w:r>
         <w:rPr>
@@ -9912,7 +9941,13 @@
           <w:sz w:val="20"/>
           <w:szCs w:val="20"/>
         </w:rPr>
-        <w:br/>
+        <w:t xml:space="preserve"> runs </w:t>
+      </w:r>
+      <w:r>
+        <w:rPr>
+          <w:rStyle w:val="HTMLCode"/>
+        </w:rPr>
+        <w:t>tsc --noEmit</w:t>
       </w:r>
       <w:r>
         <w:rPr>
@@ -9921,7 +9956,22 @@
           <w:sz w:val="20"/>
           <w:szCs w:val="20"/>
         </w:rPr>
-        <w:br/>
+        <w:t xml:space="preserve"> and </w:t>
+      </w:r>
+      <w:r>
+        <w:rPr>
+          <w:rStyle w:val="HTMLCode"/>
+        </w:rPr>
+        <w:t>npm test</w:t>
+      </w:r>
+      <w:r>
+        <w:rPr>
+          <w:rFonts w:ascii="Segoe UI" w:eastAsia="Times New Roman" w:hAnsi="Segoe UI" w:cs="Segoe UI"/>
+          <w:color w:val="1A1A1A"/>
+          <w:sz w:val="20"/>
+          <w:szCs w:val="20"/>
+        </w:rPr>
+        <w:t xml:space="preserve"> on every push and pull request. It is </w:t>
       </w:r>
       <w:r>
         <w:rPr>
@@ -9932,7 +9982,7 @@
           <w:sz w:val="20"/>
           <w:szCs w:val="20"/>
         </w:rPr>
-        <w:t>There is no CI.</w:t>
+        <w:t>not a merge gate</w:t>
       </w:r>
       <w:r>
         <w:rPr>
@@ -9941,7 +9991,7 @@
           <w:sz w:val="20"/>
           <w:szCs w:val="20"/>
         </w:rPr>
-        <w:t xml:space="preserve"> Nothing runs these automatically (</w:t>
+        <w:t>, so a red run can still merge; run them yourself before calling anything done (</w:t>
       </w:r>
       <w:r>
         <w:rPr>
@@ -9956,7 +10006,31 @@
           <w:sz w:val="20"/>
           <w:szCs w:val="20"/>
         </w:rPr>
-        <w:t xml:space="preserve"> TD-20). Run them yourself. </w:t>
+        <w:t xml:space="preserve"> TD-20). An earlier editio</w:t>
+      </w:r>
+      <w:r>
+        <w:rPr>
+          <w:rFonts w:ascii="Segoe UI" w:eastAsia="Times New Roman" w:hAnsi="Segoe UI" w:cs="Segoe UI"/>
+          <w:color w:val="1A1A1A"/>
+          <w:sz w:val="20"/>
+          <w:szCs w:val="20"/>
+        </w:rPr>
+        <w:t xml:space="preserve">n of this volume said there was no CI at all — that was wrong, and it was wrong because the claim was taken from the docs instead of from </w:t>
+      </w:r>
+      <w:r>
+        <w:rPr>
+          <w:rStyle w:val="HTMLCode"/>
+        </w:rPr>
+        <w:t>.github/</w:t>
+      </w:r>
+      <w:r>
+        <w:rPr>
+          <w:rFonts w:ascii="Segoe UI" w:eastAsia="Times New Roman" w:hAnsi="Segoe UI" w:cs="Segoe UI"/>
+          <w:color w:val="1A1A1A"/>
+          <w:sz w:val="20"/>
+          <w:szCs w:val="20"/>
+        </w:rPr>
+        <w:t xml:space="preserve">. </w:t>
       </w:r>
     </w:p>
     <w:p>
@@ -9966,7 +10040,7 @@
           <w:rFonts w:eastAsia="Times New Roman"/>
         </w:rPr>
       </w:pPr>
-      <w:bookmarkStart w:id="17" w:name="_Toc239168811"/>
+      <w:bookmarkStart w:id="17" w:name="_Toc239543417"/>
       <w:r>
         <w:rPr>
           <w:rFonts w:eastAsia="Times New Roman"/>
@@ -10006,7 +10080,7 @@
     <w:p>
       <w:pPr>
         <w:shd w:val="clear" w:color="auto" w:fill="F7F9FC"/>
-        <w:divId w:val="1597054145"/>
+        <w:divId w:val="1030301608"/>
         <w:rPr>
           <w:rFonts w:ascii="Segoe UI" w:eastAsia="Times New Roman" w:hAnsi="Segoe UI" w:cs="Segoe UI"/>
           <w:color w:val="1A1A1A"/>
@@ -10032,27 +10106,33 @@
           <w:sz w:val="20"/>
           <w:szCs w:val="20"/>
         </w:rPr>
-        <w:t xml:space="preserve"> </w:t>
-      </w:r>
-      <w:r>
-        <w:rPr>
-          <w:rFonts w:ascii="Segoe UI" w:eastAsia="Times New Roman" w:hAnsi="Segoe UI" w:cs="Segoe UI"/>
+        <w:t xml:space="preserve"> a passing test does not prove a fix. A generated Playwright expression that looks right is not verified until it has been </w:t>
+      </w:r>
+      <w:r>
+        <w:rPr>
+          <w:rFonts w:ascii="Segoe UI" w:eastAsia="Times New Roman" w:hAnsi="Segoe UI" w:cs="Segoe UI"/>
+          <w:i/>
+          <w:iCs/>
           <w:color w:val="1A1A1A"/>
           <w:sz w:val="20"/>
           <w:szCs w:val="20"/>
         </w:rPr>
-        <w:t xml:space="preserve">a passing test does not prove a fix. A generated Playwright expression that looks right is not verified until it has been </w:t>
-      </w:r>
-      <w:r>
-        <w:rPr>
-          <w:rFonts w:ascii="Segoe UI" w:eastAsia="Times New Roman" w:hAnsi="Segoe UI" w:cs="Segoe UI"/>
-          <w:i/>
-          <w:iCs/>
+        <w:t>run once</w:t>
+      </w:r>
+      <w:r>
+        <w:rPr>
+          <w:rFonts w:ascii="Segoe UI" w:eastAsia="Times New Roman" w:hAnsi="Segoe UI" w:cs="Segoe UI"/>
           <w:color w:val="1A1A1A"/>
           <w:sz w:val="20"/>
           <w:szCs w:val="20"/>
         </w:rPr>
-        <w:t>run once</w:t>
+        <w:t xml:space="preserve">. The </w:t>
+      </w:r>
+      <w:r>
+        <w:rPr>
+          <w:rStyle w:val="HTMLCode"/>
+        </w:rPr>
+        <w:t>.filter({ visible: true })</w:t>
       </w:r>
       <w:r>
         <w:rPr>
@@ -10061,31 +10141,7 @@
           <w:sz w:val="20"/>
           <w:szCs w:val="20"/>
         </w:rPr>
-        <w:t xml:space="preserve">. The </w:t>
-      </w:r>
-      <w:r>
-        <w:rPr>
-          <w:rStyle w:val="HTMLCode"/>
-        </w:rPr>
-        <w:t>.filter({ visible: true })</w:t>
-      </w:r>
-      <w:r>
-        <w:rPr>
-          <w:rFonts w:ascii="Segoe UI" w:eastAsia="Times New Roman" w:hAnsi="Segoe UI" w:cs="Segoe UI"/>
-          <w:color w:val="1A1A1A"/>
-          <w:sz w:val="20"/>
-          <w:szCs w:val="20"/>
-        </w:rPr>
-        <w:t xml:space="preserve"> </w:t>
-      </w:r>
-      <w:r>
-        <w:rPr>
-          <w:rFonts w:ascii="Segoe UI" w:eastAsia="Times New Roman" w:hAnsi="Segoe UI" w:cs="Segoe UI"/>
-          <w:color w:val="1A1A1A"/>
-          <w:sz w:val="20"/>
-          <w:szCs w:val="20"/>
-        </w:rPr>
-        <w:t xml:space="preserve">incident (Volume 2, §7) passed type-checking and a unit test while being a complete no-op, because both checks only inspected the emitted string. </w:t>
+        <w:t xml:space="preserve"> incident (Volume 2, §7) passed type-checking and a unit test while being a complete no-op, because both checks only inspected the emitted string. </w:t>
       </w:r>
       <w:r>
         <w:rPr>
@@ -10114,7 +10170,7 @@
           <w:rFonts w:eastAsia="Times New Roman"/>
         </w:rPr>
       </w:pPr>
-      <w:bookmarkStart w:id="18" w:name="_Toc239168812"/>
+      <w:bookmarkStart w:id="18" w:name="_Toc239543418"/>
       <w:r>
         <w:rPr>
           <w:rFonts w:eastAsia="Times New Roman"/>
@@ -10691,7 +10747,7 @@
                 <w:sz w:val="18"/>
                 <w:szCs w:val="18"/>
               </w:rPr>
-              <w:t>No CI runs the checks.</w:t>
+              <w:t>CI runs the checks on every push, but nothing enforces that it passed before a merge.</w:t>
             </w:r>
           </w:p>
         </w:tc>
@@ -10798,16 +10854,7 @@
           <w:sz w:val="22"/>
           <w:szCs w:val="22"/>
         </w:rPr>
-        <w:t xml:space="preserve"> </w:t>
-      </w:r>
-      <w:r>
-        <w:rPr>
-          <w:rFonts w:ascii="Segoe UI" w:hAnsi="Segoe UI" w:cs="Segoe UI"/>
-          <w:color w:val="1A1A1A"/>
-          <w:sz w:val="22"/>
-          <w:szCs w:val="22"/>
-        </w:rPr>
-        <w:t xml:space="preserve">is a different kind of document — a dated forensic audit (18 August 2026) of every run directory then on disk, with statistics and root-cause rankings. It is </w:t>
+        <w:t xml:space="preserve"> is a different kind of document — a dated forensic audit (18 August 2026) of every run directory then on disk, with statistics and root-cause rankings. It is </w:t>
       </w:r>
       <w:r>
         <w:rPr>
@@ -10833,7 +10880,7 @@
     <w:p>
       <w:pPr>
         <w:shd w:val="clear" w:color="auto" w:fill="FFF8E8"/>
-        <w:divId w:val="868950585"/>
+        <w:divId w:val="665523365"/>
         <w:rPr>
           <w:rFonts w:ascii="Segoe UI" w:eastAsia="Times New Roman" w:hAnsi="Segoe UI" w:cs="Segoe UI"/>
           <w:color w:val="1A1A1A"/>
@@ -10878,7 +10925,16 @@
           <w:sz w:val="20"/>
           <w:szCs w:val="20"/>
         </w:rPr>
-        <w:t xml:space="preserve"> It is a 40 KB </w:t>
+        <w:t xml:space="preserve"> </w:t>
+      </w:r>
+      <w:r>
+        <w:rPr>
+          <w:rFonts w:ascii="Segoe UI" w:eastAsia="Times New Roman" w:hAnsi="Segoe UI" w:cs="Segoe UI"/>
+          <w:color w:val="1A1A1A"/>
+          <w:sz w:val="20"/>
+          <w:szCs w:val="20"/>
+        </w:rPr>
+        <w:t xml:space="preserve">It is a 40 KB </w:t>
       </w:r>
       <w:r>
         <w:rPr>
@@ -10908,7 +10964,7 @@
           <w:rFonts w:eastAsia="Times New Roman"/>
         </w:rPr>
       </w:pPr>
-      <w:bookmarkStart w:id="19" w:name="_Toc239168813"/>
+      <w:bookmarkStart w:id="19" w:name="_Toc239543419"/>
       <w:r>
         <w:rPr>
           <w:rFonts w:eastAsia="Times New Roman"/>
@@ -11893,7 +11949,7 @@
     <w:p>
       <w:pPr>
         <w:shd w:val="clear" w:color="auto" w:fill="FFF4F4"/>
-        <w:divId w:val="522281266"/>
+        <w:divId w:val="829177953"/>
         <w:rPr>
           <w:rFonts w:ascii="Segoe UI" w:eastAsia="Times New Roman" w:hAnsi="Segoe UI" w:cs="Segoe UI"/>
           <w:color w:val="1A1A1A"/>
@@ -12105,7 +12161,7 @@
           <w:rFonts w:eastAsia="Times New Roman"/>
         </w:rPr>
       </w:pPr>
-      <w:bookmarkStart w:id="20" w:name="_Toc239168814"/>
+      <w:bookmarkStart w:id="20" w:name="_Toc239543420"/>
       <w:r>
         <w:rPr>
           <w:rFonts w:eastAsia="Times New Roman"/>
@@ -12677,7 +12733,7 @@
     <w:p>
       <w:pPr>
         <w:shd w:val="clear" w:color="auto" w:fill="F7F9FC"/>
-        <w:divId w:val="1832988182"/>
+        <w:divId w:val="975719738"/>
         <w:rPr>
           <w:rFonts w:ascii="Segoe UI" w:eastAsia="Times New Roman" w:hAnsi="Segoe UI" w:cs="Segoe UI"/>
           <w:color w:val="1A1A1A"/>
@@ -12753,9 +12809,9 @@
 <file path=word/numbering.xml><?xml version="1.0" encoding="utf-8"?>
 <w:numbering xmlns:wpc="http://schemas.microsoft.com/office/word/2010/wordprocessingCanvas" xmlns:cx="http://schemas.microsoft.com/office/drawing/2014/chartex" xmlns:cx1="http://schemas.microsoft.com/office/drawing/2015/9/8/chartex" xmlns:cx2="http://schemas.microsoft.com/office/drawing/2015/10/21/chartex" xmlns:cx3="http://schemas.microsoft.com/office/drawing/2016/5/9/chartex" xmlns:cx4="http://schemas.microsoft.com/office/drawing/2016/5/10/chartex" xmlns:cx5="http://schemas.microsoft.com/office/drawing/2016/5/11/chartex" xmlns:cx6="http://schemas.microsoft.com/office/drawing/2016/5/12/chartex" xmlns:cx7="http://schemas.microsoft.com/office/drawing/2016/5/13/chartex" xmlns:cx8="http://schemas.microsoft.com/office/drawing/2016/5/14/chartex" xmlns:mc="http://schemas.openxmlformats.org/markup-compatibility/2006" xmlns:aink="http://schemas.microsoft.com/office/drawing/2016/ink" xmlns:am3d="http://schemas.microsoft.com/office/drawing/2017/model3d" xmlns:o="urn:schemas-microsoft-com:office:office" xmlns:oel="http://schemas.microsoft.com/office/2019/extlst" xmlns:r="http://schemas.openxmlformats.org/officeDocument/2006/relationships" xmlns:m="http://schemas.openxmlformats.org/officeDocument/2006/math" xmlns:v="urn:schemas-microsoft-com:vml" xmlns:wp14="http://schemas.microsoft.com/office/word/2010/wordprocessingDrawing" xmlns:wp="http://schemas.openxmlformats.org/drawingml/2006/wordprocessingDrawing" xmlns:w10="urn:schemas-microsoft-com:office:word" xmlns:w="http://schemas.openxmlformats.org/wordprocessingml/2006/main" xmlns:w14="http://schemas.microsoft.com/office/word/2010/wordml" xmlns:w15="http://schemas.microsoft.com/office/word/2012/wordml" xmlns:w16cex="http://schemas.microsoft.com/office/word/2018/wordml/cex" xmlns:w16cid="http://schemas.microsoft.com/office/word/2016/wordml/cid" xmlns:w16="http://schemas.microsoft.com/office/word/2018/wordml" xmlns:w16du="http://schemas.microsoft.com/office/word/2023/wordml/word16du" xmlns:w16sdtdh="http://schemas.microsoft.com/office/word/2020/wordml/sdtdatahash" xmlns:w16sdtfl="http://schemas.microsoft.com/office/word/2024/wordml/sdtformatlock" xmlns:w16se="http://schemas.microsoft.com/office/word/2015/wordml/symex" xmlns:wpg="http://schemas.microsoft.com/office/word/2010/wordprocessingGroup" xmlns:wpi="http://schemas.microsoft.com/office/word/2010/wordprocessingInk" xmlns:wne="http://schemas.microsoft.com/office/word/2006/wordml" xmlns:wps="http://schemas.microsoft.com/office/word/2010/wordprocessingShape" mc:Ignorable="w14 w15 w16se w16cid w16 w16cex w16sdtdh w16sdtfl w16du wp14">
   <w:abstractNum w:abstractNumId="0" w15:restartNumberingAfterBreak="0">
-    <w:nsid w:val="01BB077E"/>
+    <w:nsid w:val="023307EA"/>
     <w:multiLevelType w:val="multilevel"/>
-    <w:tmpl w:val="50509690"/>
+    <w:tmpl w:val="63E22ECE"/>
     <w:lvl w:ilvl="0">
       <w:start w:val="1"/>
       <w:numFmt w:val="decimal"/>
@@ -12866,9 +12922,9 @@
     </w:lvl>
   </w:abstractNum>
   <w:abstractNum w:abstractNumId="1" w15:restartNumberingAfterBreak="0">
-    <w:nsid w:val="5A663BA0"/>
+    <w:nsid w:val="65D30A46"/>
     <w:multiLevelType w:val="multilevel"/>
-    <w:tmpl w:val="38F814F4"/>
+    <w:tmpl w:val="883CF6CE"/>
     <w:lvl w:ilvl="0">
       <w:start w:val="1"/>
       <w:numFmt w:val="decimal"/>
@@ -12978,10 +13034,10 @@
       </w:pPr>
     </w:lvl>
   </w:abstractNum>
-  <w:num w:numId="1" w16cid:durableId="1259483172">
+  <w:num w:numId="1" w16cid:durableId="1829788046">
     <w:abstractNumId w:val="0"/>
   </w:num>
-  <w:num w:numId="2" w16cid:durableId="513149284">
+  <w:num w:numId="2" w16cid:durableId="2033916373">
     <w:abstractNumId w:val="1"/>
   </w:num>
 </w:numbering>
@@ -13721,7 +13777,7 @@
     <w:autoRedefine/>
     <w:uiPriority w:val="39"/>
     <w:unhideWhenUsed/>
-    <w:rsid w:val="003A5570"/>
+    <w:rsid w:val="007D79AD"/>
     <w:pPr>
       <w:spacing w:after="100"/>
     </w:pPr>
@@ -13733,7 +13789,7 @@
     <w:autoRedefine/>
     <w:uiPriority w:val="39"/>
     <w:unhideWhenUsed/>
-    <w:rsid w:val="003A5570"/>
+    <w:rsid w:val="007D79AD"/>
     <w:pPr>
       <w:spacing w:after="100"/>
       <w:ind w:left="240"/>
@@ -13746,7 +13802,7 @@
     <w:autoRedefine/>
     <w:uiPriority w:val="39"/>
     <w:unhideWhenUsed/>
-    <w:rsid w:val="003A5570"/>
+    <w:rsid w:val="007D79AD"/>
     <w:pPr>
       <w:spacing w:after="100"/>
       <w:ind w:left="480"/>
